--- a/Evaluación-fase-1/Atilan Jira Confluence.docx
+++ b/Evaluación-fase-1/Atilan Jira Confluence.docx
@@ -16,6 +16,70 @@
           <w:t xml:space="preserve">https://duocuc-team-lp9r2pyt.atlassian.net/jira/software/projects/BSB/boards/67/backlog - Can’t find link</w:t>
         </w:r>
       </w:hyperlink>
+      <w:r>
+        <w:rPr>
+          <w:rtl w:val="0"/>
+        </w:rPr>
+      </w:r>
+    </w:p>
+    <w:p>
+      <w:pPr>
+        <w:pStyle w:val="Heading1"/>
+        <w:rPr/>
+      </w:pPr>
+      <w:bookmarkStart w:colFirst="0" w:colLast="0" w:name="_jvpgmm4cejvc" w:id="0"/>
+      <w:bookmarkEnd w:id="0"/>
+      <w:r>
+        <w:rPr>
+          <w:rtl w:val="0"/>
+        </w:rPr>
+        <w:t xml:space="preserve">Enlaces del proyecto</w:t>
+      </w:r>
+    </w:p>
+    <w:p>
+      <w:pPr>
+        <w:rPr/>
+      </w:pPr>
+      <w:hyperlink r:id="rId7">
+        <w:r>
+          <w:rPr>
+            <w:color w:val="1155cc"/>
+            <w:u w:val="single"/>
+            <w:rtl w:val="0"/>
+          </w:rPr>
+          <w:t xml:space="preserve">Tablero de Jira</w:t>
+        </w:r>
+      </w:hyperlink>
+      <w:r>
+        <w:rPr>
+          <w:rtl w:val="0"/>
+        </w:rPr>
+      </w:r>
+    </w:p>
+    <w:p>
+      <w:pPr>
+        <w:rPr/>
+      </w:pPr>
+      <w:hyperlink r:id="rId8">
+        <w:r>
+          <w:rPr>
+            <w:color w:val="1155cc"/>
+            <w:u w:val="single"/>
+            <w:rtl w:val="0"/>
+          </w:rPr>
+          <w:t xml:space="preserve">Product Backlog</w:t>
+        </w:r>
+      </w:hyperlink>
+      <w:r>
+        <w:rPr>
+          <w:rtl w:val="0"/>
+        </w:rPr>
+      </w:r>
+    </w:p>
+    <w:p>
+      <w:pPr>
+        <w:rPr/>
+      </w:pPr>
       <w:r>
         <w:rPr>
           <w:rtl w:val="0"/>
